--- a/www/user_guide.docx
+++ b/www/user_guide.docx
@@ -4953,13 +4953,13 @@
 </file>
 
 <file path=customXml/itemProps1.xml><?xml version="1.0" encoding="utf-8"?>
-<ds:datastoreItem xmlns:ds="http://schemas.openxmlformats.org/officeDocument/2006/customXml" ds:itemID="{2243662B-F793-4BF7-A393-681898D37EDE}"/>
+<ds:datastoreItem xmlns:ds="http://schemas.openxmlformats.org/officeDocument/2006/customXml" ds:itemID="{6E0882AC-B061-4A29-86BC-ADFB0DB52CA4}"/>
 </file>
 
 <file path=customXml/itemProps2.xml><?xml version="1.0" encoding="utf-8"?>
-<ds:datastoreItem xmlns:ds="http://schemas.openxmlformats.org/officeDocument/2006/customXml" ds:itemID="{E19C324F-B6F0-4BE2-8E93-D0D8B5116DEA}"/>
+<ds:datastoreItem xmlns:ds="http://schemas.openxmlformats.org/officeDocument/2006/customXml" ds:itemID="{8A531247-17D1-455C-842E-6391CD56D5D2}"/>
 </file>
 
 <file path=customXml/itemProps3.xml><?xml version="1.0" encoding="utf-8"?>
-<ds:datastoreItem xmlns:ds="http://schemas.openxmlformats.org/officeDocument/2006/customXml" ds:itemID="{B260EAFB-6997-4930-BAFB-05A7E6268E96}"/>
+<ds:datastoreItem xmlns:ds="http://schemas.openxmlformats.org/officeDocument/2006/customXml" ds:itemID="{04E3CB6B-499D-4C13-BF75-EA2BB31B8EFC}"/>
 </file>